--- a/Web3-Solidity-DeFi-Blockchain/Blockchain-Notes-01.docx
+++ b/Web3-Solidity-DeFi-Blockchain/Blockchain-Notes-01.docx
@@ -991,23 +991,140 @@
           <w:sz w:val="28"/>
           <w:szCs w:val="28"/>
         </w:rPr>
-        <w:t>• Decentralized Exchanges Platforms</w:t>
-      </w:r>
-      <w:r>
-        <w:rPr>
-          <w:rFonts w:ascii="Sakkal Majalla" w:hAnsi="Sakkal Majalla" w:cs="Sakkal Majalla"/>
-          <w:sz w:val="28"/>
-          <w:szCs w:val="28"/>
-        </w:rPr>
-        <w:t>:</w:t>
-      </w:r>
-      <w:r>
-        <w:rPr>
-          <w:rFonts w:ascii="Sakkal Majalla" w:hAnsi="Sakkal Majalla" w:cs="Sakkal Majalla"/>
-          <w:sz w:val="28"/>
-          <w:szCs w:val="28"/>
-        </w:rPr>
-        <w:t xml:space="preserve"> like Uniswap, SushiSwap, and PancakeSwap allow peer-to-peer asset swaps without centralized intermediaries, reducing fees and increasing transparency. • Lending and Borrowing Platforms such as Aave and Compound enable users to lend and borrow digital assets without credit checks or traditional banking intermediaries. • Cryptocurrencies pegged to stable assets (USD, gold), such as USDC and DAI, providing price stability within blockchain</w:t>
+        <w:t xml:space="preserve">• </w:t>
+      </w:r>
+      <w:r>
+        <w:rPr>
+          <w:rFonts w:ascii="Sakkal Majalla" w:hAnsi="Sakkal Majalla" w:cs="Sakkal Majalla"/>
+          <w:b/>
+          <w:bCs/>
+          <w:color w:val="C45911" w:themeColor="accent2" w:themeShade="BF"/>
+          <w:sz w:val="28"/>
+          <w:szCs w:val="28"/>
+        </w:rPr>
+        <w:t>Decentralized Exchange Platforms</w:t>
+      </w:r>
+      <w:r>
+        <w:rPr>
+          <w:rFonts w:ascii="Sakkal Majalla" w:hAnsi="Sakkal Majalla" w:cs="Sakkal Majalla"/>
+          <w:sz w:val="28"/>
+          <w:szCs w:val="28"/>
+        </w:rPr>
+        <w:t>,</w:t>
+      </w:r>
+      <w:r>
+        <w:rPr>
+          <w:rFonts w:ascii="Sakkal Majalla" w:hAnsi="Sakkal Majalla" w:cs="Sakkal Majalla"/>
+          <w:sz w:val="28"/>
+          <w:szCs w:val="28"/>
+        </w:rPr>
+        <w:t xml:space="preserve"> like Uniswap, SushiSwap, and PancakeSwap</w:t>
+      </w:r>
+      <w:r>
+        <w:rPr>
+          <w:rFonts w:ascii="Sakkal Majalla" w:hAnsi="Sakkal Majalla" w:cs="Sakkal Majalla"/>
+          <w:sz w:val="28"/>
+          <w:szCs w:val="28"/>
+        </w:rPr>
+        <w:t>,</w:t>
+      </w:r>
+      <w:r>
+        <w:rPr>
+          <w:rFonts w:ascii="Sakkal Majalla" w:hAnsi="Sakkal Majalla" w:cs="Sakkal Majalla"/>
+          <w:sz w:val="28"/>
+          <w:szCs w:val="28"/>
+        </w:rPr>
+        <w:t xml:space="preserve"> allow peer-to-peer asset swaps without centralized intermediaries, reducing fees and increasing transparency. </w:t>
+      </w:r>
+    </w:p>
+    <w:p>
+      <w:pPr>
+        <w:rPr>
+          <w:rFonts w:ascii="Sakkal Majalla" w:hAnsi="Sakkal Majalla" w:cs="Sakkal Majalla"/>
+          <w:sz w:val="28"/>
+          <w:szCs w:val="28"/>
+        </w:rPr>
+      </w:pPr>
+      <w:r>
+        <w:rPr>
+          <w:rFonts w:ascii="Sakkal Majalla" w:hAnsi="Sakkal Majalla" w:cs="Sakkal Majalla"/>
+          <w:sz w:val="28"/>
+          <w:szCs w:val="28"/>
+        </w:rPr>
+        <w:t xml:space="preserve">• </w:t>
+      </w:r>
+      <w:r>
+        <w:rPr>
+          <w:rFonts w:ascii="Sakkal Majalla" w:hAnsi="Sakkal Majalla" w:cs="Sakkal Majalla"/>
+          <w:b/>
+          <w:bCs/>
+          <w:color w:val="C45911" w:themeColor="accent2" w:themeShade="BF"/>
+          <w:sz w:val="28"/>
+          <w:szCs w:val="28"/>
+        </w:rPr>
+        <w:t>Lending and Borrowing Platforms</w:t>
+      </w:r>
+      <w:r>
+        <w:rPr>
+          <w:rFonts w:ascii="Sakkal Majalla" w:hAnsi="Sakkal Majalla" w:cs="Sakkal Majalla"/>
+          <w:color w:val="C45911" w:themeColor="accent2" w:themeShade="BF"/>
+          <w:sz w:val="28"/>
+          <w:szCs w:val="28"/>
+        </w:rPr>
+        <w:t xml:space="preserve"> </w:t>
+      </w:r>
+      <w:r>
+        <w:rPr>
+          <w:rFonts w:ascii="Sakkal Majalla" w:hAnsi="Sakkal Majalla" w:cs="Sakkal Majalla"/>
+          <w:sz w:val="28"/>
+          <w:szCs w:val="28"/>
+        </w:rPr>
+        <w:t xml:space="preserve">such as Aave and Compound enable users to lend and borrow digital assets without credit checks or traditional banking intermediaries. </w:t>
+      </w:r>
+    </w:p>
+    <w:p>
+      <w:pPr>
+        <w:rPr>
+          <w:rFonts w:ascii="Sakkal Majalla" w:hAnsi="Sakkal Majalla" w:cs="Sakkal Majalla"/>
+          <w:sz w:val="28"/>
+          <w:szCs w:val="28"/>
+        </w:rPr>
+      </w:pPr>
+      <w:r>
+        <w:rPr>
+          <w:rFonts w:ascii="Sakkal Majalla" w:hAnsi="Sakkal Majalla" w:cs="Sakkal Majalla"/>
+          <w:sz w:val="28"/>
+          <w:szCs w:val="28"/>
+        </w:rPr>
+        <w:t xml:space="preserve">• </w:t>
+      </w:r>
+      <w:r>
+        <w:rPr>
+          <w:rFonts w:ascii="Sakkal Majalla" w:hAnsi="Sakkal Majalla" w:cs="Sakkal Majalla"/>
+          <w:b/>
+          <w:bCs/>
+          <w:color w:val="C45911" w:themeColor="accent2" w:themeShade="BF"/>
+          <w:sz w:val="28"/>
+          <w:szCs w:val="28"/>
+        </w:rPr>
+        <w:t>Cryptocurrencies</w:t>
+      </w:r>
+      <w:r>
+        <w:rPr>
+          <w:rFonts w:ascii="Sakkal Majalla" w:hAnsi="Sakkal Majalla" w:cs="Sakkal Majalla"/>
+          <w:color w:val="C45911" w:themeColor="accent2" w:themeShade="BF"/>
+          <w:sz w:val="28"/>
+          <w:szCs w:val="28"/>
+        </w:rPr>
+        <w:t xml:space="preserve"> </w:t>
+      </w:r>
+      <w:r>
+        <w:rPr>
+          <w:rFonts w:ascii="Sakkal Majalla" w:hAnsi="Sakkal Majalla" w:cs="Sakkal Majalla"/>
+          <w:sz w:val="28"/>
+          <w:szCs w:val="28"/>
+        </w:rPr>
+        <w:t>pegged to stable assets (USD, gold), such as USDC and DAI, providing price stability within blockchain</w:t>
       </w:r>
       <w:r>
         <w:rPr>

--- a/Web3-Solidity-DeFi-Blockchain/Blockchain-Notes-01.docx
+++ b/Web3-Solidity-DeFi-Blockchain/Blockchain-Notes-01.docx
@@ -1124,15 +1124,596 @@
           <w:sz w:val="28"/>
           <w:szCs w:val="28"/>
         </w:rPr>
-        <w:t>pegged to stable assets (USD, gold), such as USDC and DAI, providing price stability within blockchain</w:t>
-      </w:r>
-      <w:r>
-        <w:rPr>
-          <w:rFonts w:ascii="Sakkal Majalla" w:hAnsi="Sakkal Majalla" w:cs="Sakkal Majalla"/>
-          <w:sz w:val="28"/>
-          <w:szCs w:val="28"/>
-        </w:rPr>
-        <w:t>based ecosystems</w:t>
+        <w:t xml:space="preserve">pegged to stable assets (USD, gold), such as USDC and DAI, providing price stability within </w:t>
+      </w:r>
+      <w:r>
+        <w:rPr>
+          <w:rFonts w:ascii="Sakkal Majalla" w:hAnsi="Sakkal Majalla" w:cs="Sakkal Majalla"/>
+          <w:sz w:val="28"/>
+          <w:szCs w:val="28"/>
+        </w:rPr>
+        <w:t>blockchain-based</w:t>
+      </w:r>
+      <w:r>
+        <w:rPr>
+          <w:rFonts w:ascii="Sakkal Majalla" w:hAnsi="Sakkal Majalla" w:cs="Sakkal Majalla"/>
+          <w:sz w:val="28"/>
+          <w:szCs w:val="28"/>
+        </w:rPr>
+        <w:t xml:space="preserve"> ecosystems</w:t>
+      </w:r>
+      <w:r>
+        <w:rPr>
+          <w:rFonts w:ascii="Sakkal Majalla" w:hAnsi="Sakkal Majalla" w:cs="Sakkal Majalla"/>
+          <w:sz w:val="28"/>
+          <w:szCs w:val="28"/>
+        </w:rPr>
+        <w:t>.</w:t>
+      </w:r>
+    </w:p>
+    <w:p>
+      <w:pPr>
+        <w:ind w:left="720" w:firstLine="720"/>
+        <w:rPr>
+          <w:rFonts w:ascii="Sakkal Majalla" w:hAnsi="Sakkal Majalla" w:cs="Sakkal Majalla"/>
+          <w:sz w:val="28"/>
+          <w:szCs w:val="28"/>
+        </w:rPr>
+      </w:pPr>
+      <w:r>
+        <w:rPr>
+          <w:rFonts w:ascii="Sakkal Majalla" w:hAnsi="Sakkal Majalla" w:cs="Sakkal Majalla"/>
+          <w:sz w:val="28"/>
+          <w:szCs w:val="28"/>
+        </w:rPr>
+        <w:t>================================================</w:t>
+      </w:r>
+    </w:p>
+    <w:p>
+      <w:pPr>
+        <w:rPr>
+          <w:rFonts w:ascii="Sakkal Majalla" w:hAnsi="Sakkal Majalla" w:cs="Sakkal Majalla"/>
+          <w:b/>
+          <w:bCs/>
+          <w:color w:val="0070C0"/>
+          <w:sz w:val="28"/>
+          <w:szCs w:val="28"/>
+        </w:rPr>
+      </w:pPr>
+      <w:r>
+        <w:rPr>
+          <w:rFonts w:ascii="Sakkal Majalla" w:hAnsi="Sakkal Majalla" w:cs="Sakkal Majalla"/>
+          <w:b/>
+          <w:bCs/>
+          <w:color w:val="0070C0"/>
+          <w:sz w:val="28"/>
+          <w:szCs w:val="28"/>
+        </w:rPr>
+        <w:t xml:space="preserve">Non-Fungible Tokens (NFTs) and Digital Assets </w:t>
+      </w:r>
+    </w:p>
+    <w:p>
+      <w:pPr>
+        <w:rPr>
+          <w:rFonts w:ascii="Sakkal Majalla" w:hAnsi="Sakkal Majalla" w:cs="Sakkal Majalla"/>
+          <w:sz w:val="28"/>
+          <w:szCs w:val="28"/>
+        </w:rPr>
+      </w:pPr>
+      <w:r>
+        <w:rPr>
+          <w:rFonts w:ascii="Sakkal Majalla" w:hAnsi="Sakkal Majalla" w:cs="Sakkal Majalla"/>
+          <w:sz w:val="28"/>
+          <w:szCs w:val="28"/>
+        </w:rPr>
+        <w:t xml:space="preserve">NFTS HAVE EMERGED AS another significant blockchain use case, revolutionizing digital ownership. NFTs are </w:t>
+      </w:r>
+      <w:r>
+        <w:rPr>
+          <w:rFonts w:ascii="Sakkal Majalla" w:hAnsi="Sakkal Majalla" w:cs="Sakkal Majalla"/>
+          <w:b/>
+          <w:bCs/>
+          <w:color w:val="A6A6A6" w:themeColor="background1" w:themeShade="A6"/>
+          <w:sz w:val="28"/>
+          <w:szCs w:val="28"/>
+        </w:rPr>
+        <w:t>unique</w:t>
+      </w:r>
+      <w:r>
+        <w:rPr>
+          <w:rFonts w:ascii="Sakkal Majalla" w:hAnsi="Sakkal Majalla" w:cs="Sakkal Majalla"/>
+          <w:sz w:val="28"/>
+          <w:szCs w:val="28"/>
+        </w:rPr>
+        <w:t xml:space="preserve">, </w:t>
+      </w:r>
+      <w:r>
+        <w:rPr>
+          <w:rFonts w:ascii="Sakkal Majalla" w:hAnsi="Sakkal Majalla" w:cs="Sakkal Majalla"/>
+          <w:b/>
+          <w:bCs/>
+          <w:color w:val="A6A6A6" w:themeColor="background1" w:themeShade="A6"/>
+          <w:sz w:val="28"/>
+          <w:szCs w:val="28"/>
+        </w:rPr>
+        <w:t xml:space="preserve">indivisible digital assets </w:t>
+      </w:r>
+      <w:r>
+        <w:rPr>
+          <w:rFonts w:ascii="Sakkal Majalla" w:hAnsi="Sakkal Majalla" w:cs="Sakkal Majalla"/>
+          <w:sz w:val="28"/>
+          <w:szCs w:val="28"/>
+        </w:rPr>
+        <w:t xml:space="preserve">secured by blockchain technology, </w:t>
+      </w:r>
+      <w:r>
+        <w:rPr>
+          <w:rFonts w:ascii="Sakkal Majalla" w:hAnsi="Sakkal Majalla" w:cs="Sakkal Majalla"/>
+          <w:b/>
+          <w:bCs/>
+          <w:color w:val="A6A6A6" w:themeColor="background1" w:themeShade="A6"/>
+          <w:sz w:val="28"/>
+          <w:szCs w:val="28"/>
+        </w:rPr>
+        <w:t>widely adopted in digital art</w:t>
+      </w:r>
+      <w:r>
+        <w:rPr>
+          <w:rFonts w:ascii="Sakkal Majalla" w:hAnsi="Sakkal Majalla" w:cs="Sakkal Majalla"/>
+          <w:sz w:val="28"/>
+          <w:szCs w:val="28"/>
+        </w:rPr>
+        <w:t xml:space="preserve">, </w:t>
+      </w:r>
+      <w:r>
+        <w:rPr>
+          <w:rFonts w:ascii="Sakkal Majalla" w:hAnsi="Sakkal Majalla" w:cs="Sakkal Majalla"/>
+          <w:b/>
+          <w:bCs/>
+          <w:color w:val="A6A6A6" w:themeColor="background1" w:themeShade="A6"/>
+          <w:sz w:val="28"/>
+          <w:szCs w:val="28"/>
+        </w:rPr>
+        <w:t>collectibles</w:t>
+      </w:r>
+      <w:r>
+        <w:rPr>
+          <w:rFonts w:ascii="Sakkal Majalla" w:hAnsi="Sakkal Majalla" w:cs="Sakkal Majalla"/>
+          <w:sz w:val="28"/>
+          <w:szCs w:val="28"/>
+        </w:rPr>
+        <w:t xml:space="preserve">, </w:t>
+      </w:r>
+      <w:r>
+        <w:rPr>
+          <w:rFonts w:ascii="Sakkal Majalla" w:hAnsi="Sakkal Majalla" w:cs="Sakkal Majalla"/>
+          <w:b/>
+          <w:bCs/>
+          <w:color w:val="A6A6A6" w:themeColor="background1" w:themeShade="A6"/>
+          <w:sz w:val="28"/>
+          <w:szCs w:val="28"/>
+        </w:rPr>
+        <w:t>virtual land</w:t>
+      </w:r>
+      <w:r>
+        <w:rPr>
+          <w:rFonts w:ascii="Sakkal Majalla" w:hAnsi="Sakkal Majalla" w:cs="Sakkal Majalla"/>
+          <w:sz w:val="28"/>
+          <w:szCs w:val="28"/>
+        </w:rPr>
+        <w:t xml:space="preserve">, and </w:t>
+      </w:r>
+      <w:r>
+        <w:rPr>
+          <w:rFonts w:ascii="Sakkal Majalla" w:hAnsi="Sakkal Majalla" w:cs="Sakkal Majalla"/>
+          <w:b/>
+          <w:bCs/>
+          <w:color w:val="A6A6A6" w:themeColor="background1" w:themeShade="A6"/>
+          <w:sz w:val="28"/>
+          <w:szCs w:val="28"/>
+        </w:rPr>
+        <w:t>gaming</w:t>
+      </w:r>
+      <w:r>
+        <w:rPr>
+          <w:rFonts w:ascii="Sakkal Majalla" w:hAnsi="Sakkal Majalla" w:cs="Sakkal Majalla"/>
+          <w:sz w:val="28"/>
+          <w:szCs w:val="28"/>
+        </w:rPr>
+        <w:t>.</w:t>
+      </w:r>
+    </w:p>
+    <w:p>
+      <w:pPr>
+        <w:ind w:left="720" w:firstLine="720"/>
+        <w:rPr>
+          <w:rFonts w:ascii="Sakkal Majalla" w:hAnsi="Sakkal Majalla" w:cs="Sakkal Majalla"/>
+          <w:sz w:val="28"/>
+          <w:szCs w:val="28"/>
+        </w:rPr>
+      </w:pPr>
+      <w:r>
+        <w:rPr>
+          <w:rFonts w:ascii="Sakkal Majalla" w:hAnsi="Sakkal Majalla" w:cs="Sakkal Majalla"/>
+          <w:sz w:val="28"/>
+          <w:szCs w:val="28"/>
+        </w:rPr>
+        <w:t>================================================</w:t>
+      </w:r>
+    </w:p>
+    <w:p>
+      <w:pPr>
+        <w:rPr>
+          <w:rFonts w:ascii="Sakkal Majalla" w:hAnsi="Sakkal Majalla" w:cs="Sakkal Majalla"/>
+          <w:sz w:val="28"/>
+          <w:szCs w:val="28"/>
+        </w:rPr>
+      </w:pPr>
+      <w:r>
+        <w:rPr>
+          <w:rFonts w:ascii="Sakkal Majalla" w:hAnsi="Sakkal Majalla" w:cs="Sakkal Majalla"/>
+          <w:sz w:val="28"/>
+          <w:szCs w:val="28"/>
+        </w:rPr>
+        <w:t xml:space="preserve">Notable NFT platforms include: </w:t>
+      </w:r>
+    </w:p>
+    <w:p>
+      <w:pPr>
+        <w:pStyle w:val="ListParagraph"/>
+        <w:numPr>
+          <w:ilvl w:val="0"/>
+          <w:numId w:val="1"/>
+        </w:numPr>
+        <w:rPr>
+          <w:rFonts w:ascii="Sakkal Majalla" w:hAnsi="Sakkal Majalla" w:cs="Sakkal Majalla"/>
+          <w:sz w:val="28"/>
+          <w:szCs w:val="28"/>
+        </w:rPr>
+      </w:pPr>
+      <w:r>
+        <w:rPr>
+          <w:rFonts w:ascii="Sakkal Majalla" w:hAnsi="Sakkal Majalla" w:cs="Sakkal Majalla"/>
+          <w:sz w:val="28"/>
+          <w:szCs w:val="28"/>
+        </w:rPr>
+        <w:t xml:space="preserve">The largest NFT marketplace allowing creators and collectors to </w:t>
+      </w:r>
+      <w:r>
+        <w:rPr>
+          <w:rFonts w:ascii="Sakkal Majalla" w:hAnsi="Sakkal Majalla" w:cs="Sakkal Majalla"/>
+          <w:b/>
+          <w:bCs/>
+          <w:color w:val="C00000"/>
+          <w:sz w:val="28"/>
+          <w:szCs w:val="28"/>
+        </w:rPr>
+        <w:t>trade digital art</w:t>
+      </w:r>
+      <w:r>
+        <w:rPr>
+          <w:rFonts w:ascii="Sakkal Majalla" w:hAnsi="Sakkal Majalla" w:cs="Sakkal Majalla"/>
+          <w:sz w:val="28"/>
+          <w:szCs w:val="28"/>
+        </w:rPr>
+        <w:t xml:space="preserve">, </w:t>
+      </w:r>
+      <w:r>
+        <w:rPr>
+          <w:rFonts w:ascii="Sakkal Majalla" w:hAnsi="Sakkal Majalla" w:cs="Sakkal Majalla"/>
+          <w:b/>
+          <w:bCs/>
+          <w:color w:val="C00000"/>
+          <w:sz w:val="28"/>
+          <w:szCs w:val="28"/>
+        </w:rPr>
+        <w:t>collectibles</w:t>
+      </w:r>
+      <w:r>
+        <w:rPr>
+          <w:rFonts w:ascii="Sakkal Majalla" w:hAnsi="Sakkal Majalla" w:cs="Sakkal Majalla"/>
+          <w:sz w:val="28"/>
+          <w:szCs w:val="28"/>
+        </w:rPr>
+        <w:t xml:space="preserve">, and </w:t>
+      </w:r>
+      <w:r>
+        <w:rPr>
+          <w:rFonts w:ascii="Sakkal Majalla" w:hAnsi="Sakkal Majalla" w:cs="Sakkal Majalla"/>
+          <w:b/>
+          <w:bCs/>
+          <w:color w:val="C00000"/>
+          <w:sz w:val="28"/>
+          <w:szCs w:val="28"/>
+        </w:rPr>
+        <w:t>virtual assets</w:t>
+      </w:r>
+      <w:r>
+        <w:rPr>
+          <w:rFonts w:ascii="Sakkal Majalla" w:hAnsi="Sakkal Majalla" w:cs="Sakkal Majalla"/>
+          <w:sz w:val="28"/>
+          <w:szCs w:val="28"/>
+        </w:rPr>
+        <w:t xml:space="preserve">. </w:t>
+      </w:r>
+    </w:p>
+    <w:p>
+      <w:pPr>
+        <w:pStyle w:val="ListParagraph"/>
+        <w:numPr>
+          <w:ilvl w:val="0"/>
+          <w:numId w:val="1"/>
+        </w:numPr>
+        <w:rPr>
+          <w:rFonts w:ascii="Sakkal Majalla" w:hAnsi="Sakkal Majalla" w:cs="Sakkal Majalla"/>
+          <w:sz w:val="28"/>
+          <w:szCs w:val="28"/>
+        </w:rPr>
+      </w:pPr>
+      <w:r>
+        <w:rPr>
+          <w:rFonts w:ascii="Sakkal Majalla" w:hAnsi="Sakkal Majalla" w:cs="Sakkal Majalla"/>
+          <w:sz w:val="28"/>
+          <w:szCs w:val="28"/>
+        </w:rPr>
+        <w:t xml:space="preserve">A virtual world leveraging NFTs for </w:t>
+      </w:r>
+      <w:r>
+        <w:rPr>
+          <w:rFonts w:ascii="Sakkal Majalla" w:hAnsi="Sakkal Majalla" w:cs="Sakkal Majalla"/>
+          <w:b/>
+          <w:bCs/>
+          <w:color w:val="C00000"/>
+          <w:sz w:val="28"/>
+          <w:szCs w:val="28"/>
+        </w:rPr>
+        <w:t>land ownership</w:t>
+      </w:r>
+      <w:r>
+        <w:rPr>
+          <w:rFonts w:ascii="Sakkal Majalla" w:hAnsi="Sakkal Majalla" w:cs="Sakkal Majalla"/>
+          <w:sz w:val="28"/>
+          <w:szCs w:val="28"/>
+        </w:rPr>
+        <w:t xml:space="preserve">, </w:t>
+      </w:r>
+      <w:r>
+        <w:rPr>
+          <w:rFonts w:ascii="Sakkal Majalla" w:hAnsi="Sakkal Majalla" w:cs="Sakkal Majalla"/>
+          <w:b/>
+          <w:bCs/>
+          <w:color w:val="C00000"/>
+          <w:sz w:val="28"/>
+          <w:szCs w:val="28"/>
+        </w:rPr>
+        <w:t>avatars</w:t>
+      </w:r>
+      <w:r>
+        <w:rPr>
+          <w:rFonts w:ascii="Sakkal Majalla" w:hAnsi="Sakkal Majalla" w:cs="Sakkal Majalla"/>
+          <w:sz w:val="28"/>
+          <w:szCs w:val="28"/>
+        </w:rPr>
+        <w:t xml:space="preserve">, and </w:t>
+      </w:r>
+      <w:r>
+        <w:rPr>
+          <w:rFonts w:ascii="Sakkal Majalla" w:hAnsi="Sakkal Majalla" w:cs="Sakkal Majalla"/>
+          <w:b/>
+          <w:bCs/>
+          <w:color w:val="C00000"/>
+          <w:sz w:val="28"/>
+          <w:szCs w:val="28"/>
+        </w:rPr>
+        <w:t>digital goods</w:t>
+      </w:r>
+      <w:r>
+        <w:rPr>
+          <w:rFonts w:ascii="Sakkal Majalla" w:hAnsi="Sakkal Majalla" w:cs="Sakkal Majalla"/>
+          <w:sz w:val="28"/>
+          <w:szCs w:val="28"/>
+        </w:rPr>
+        <w:t xml:space="preserve">, enabling decentralized </w:t>
+      </w:r>
+      <w:r>
+        <w:rPr>
+          <w:rFonts w:ascii="Sakkal Majalla" w:hAnsi="Sakkal Majalla" w:cs="Sakkal Majalla"/>
+          <w:b/>
+          <w:bCs/>
+          <w:color w:val="C00000"/>
+          <w:sz w:val="28"/>
+          <w:szCs w:val="28"/>
+        </w:rPr>
+        <w:t>virtual experiences</w:t>
+      </w:r>
+      <w:r>
+        <w:rPr>
+          <w:rFonts w:ascii="Sakkal Majalla" w:hAnsi="Sakkal Majalla" w:cs="Sakkal Majalla"/>
+          <w:sz w:val="28"/>
+          <w:szCs w:val="28"/>
+        </w:rPr>
+        <w:t>.</w:t>
+      </w:r>
+    </w:p>
+    <w:p>
+      <w:pPr>
+        <w:ind w:left="720" w:firstLine="720"/>
+        <w:rPr>
+          <w:rFonts w:ascii="Sakkal Majalla" w:hAnsi="Sakkal Majalla" w:cs="Sakkal Majalla"/>
+          <w:sz w:val="28"/>
+          <w:szCs w:val="28"/>
+        </w:rPr>
+      </w:pPr>
+      <w:r>
+        <w:rPr>
+          <w:rFonts w:ascii="Sakkal Majalla" w:hAnsi="Sakkal Majalla" w:cs="Sakkal Majalla"/>
+          <w:sz w:val="28"/>
+          <w:szCs w:val="28"/>
+        </w:rPr>
+        <w:t>================================================</w:t>
+      </w:r>
+    </w:p>
+    <w:p>
+      <w:pPr>
+        <w:rPr>
+          <w:rFonts w:ascii="Sakkal Majalla" w:hAnsi="Sakkal Majalla" w:cs="Sakkal Majalla"/>
+          <w:sz w:val="28"/>
+          <w:szCs w:val="28"/>
+        </w:rPr>
+      </w:pPr>
+      <w:r>
+        <w:rPr>
+          <w:rFonts w:ascii="Sakkal Majalla" w:hAnsi="Sakkal Majalla" w:cs="Sakkal Majalla"/>
+          <w:sz w:val="28"/>
+          <w:szCs w:val="28"/>
+        </w:rPr>
+        <w:t xml:space="preserve">As blockchain matures, continued innovation—such as </w:t>
+      </w:r>
+      <w:r>
+        <w:rPr>
+          <w:rFonts w:ascii="Sakkal Majalla" w:hAnsi="Sakkal Majalla" w:cs="Sakkal Majalla"/>
+          <w:b/>
+          <w:bCs/>
+          <w:color w:val="0070C0"/>
+          <w:sz w:val="28"/>
+          <w:szCs w:val="28"/>
+        </w:rPr>
+        <w:t>cross</w:t>
+      </w:r>
+      <w:r>
+        <w:rPr>
+          <w:rFonts w:ascii="Sakkal Majalla" w:hAnsi="Sakkal Majalla" w:cs="Sakkal Majalla"/>
+          <w:b/>
+          <w:bCs/>
+          <w:color w:val="0070C0"/>
+          <w:sz w:val="28"/>
+          <w:szCs w:val="28"/>
+        </w:rPr>
+        <w:t>-</w:t>
+      </w:r>
+      <w:r>
+        <w:rPr>
+          <w:rFonts w:ascii="Sakkal Majalla" w:hAnsi="Sakkal Majalla" w:cs="Sakkal Majalla"/>
+          <w:b/>
+          <w:bCs/>
+          <w:color w:val="0070C0"/>
+          <w:sz w:val="28"/>
+          <w:szCs w:val="28"/>
+        </w:rPr>
+        <w:t>chain interoperability</w:t>
+      </w:r>
+      <w:r>
+        <w:rPr>
+          <w:rFonts w:ascii="Sakkal Majalla" w:hAnsi="Sakkal Majalla" w:cs="Sakkal Majalla"/>
+          <w:sz w:val="28"/>
+          <w:szCs w:val="28"/>
+        </w:rPr>
+        <w:t xml:space="preserve">, </w:t>
+      </w:r>
+      <w:r>
+        <w:rPr>
+          <w:rFonts w:ascii="Sakkal Majalla" w:hAnsi="Sakkal Majalla" w:cs="Sakkal Majalla"/>
+          <w:b/>
+          <w:bCs/>
+          <w:color w:val="0070C0"/>
+          <w:sz w:val="28"/>
+          <w:szCs w:val="28"/>
+        </w:rPr>
+        <w:t>enhanced scalability</w:t>
+      </w:r>
+      <w:r>
+        <w:rPr>
+          <w:rFonts w:ascii="Sakkal Majalla" w:hAnsi="Sakkal Majalla" w:cs="Sakkal Majalla"/>
+          <w:color w:val="0070C0"/>
+          <w:sz w:val="28"/>
+          <w:szCs w:val="28"/>
+        </w:rPr>
+        <w:t xml:space="preserve"> </w:t>
+      </w:r>
+      <w:r>
+        <w:rPr>
+          <w:rFonts w:ascii="Sakkal Majalla" w:hAnsi="Sakkal Majalla" w:cs="Sakkal Majalla"/>
+          <w:b/>
+          <w:bCs/>
+          <w:color w:val="0070C0"/>
+          <w:sz w:val="28"/>
+          <w:szCs w:val="28"/>
+        </w:rPr>
+        <w:t>via</w:t>
+      </w:r>
+      <w:r>
+        <w:rPr>
+          <w:rFonts w:ascii="Sakkal Majalla" w:hAnsi="Sakkal Majalla" w:cs="Sakkal Majalla"/>
+          <w:color w:val="0070C0"/>
+          <w:sz w:val="28"/>
+          <w:szCs w:val="28"/>
+        </w:rPr>
+        <w:t xml:space="preserve"> </w:t>
+      </w:r>
+      <w:r>
+        <w:rPr>
+          <w:rFonts w:ascii="Sakkal Majalla" w:hAnsi="Sakkal Majalla" w:cs="Sakkal Majalla"/>
+          <w:b/>
+          <w:bCs/>
+          <w:color w:val="0070C0"/>
+          <w:sz w:val="28"/>
+          <w:szCs w:val="28"/>
+        </w:rPr>
+        <w:t>Layer 2 solutions</w:t>
+      </w:r>
+      <w:r>
+        <w:rPr>
+          <w:rFonts w:ascii="Sakkal Majalla" w:hAnsi="Sakkal Majalla" w:cs="Sakkal Majalla"/>
+          <w:sz w:val="28"/>
+          <w:szCs w:val="28"/>
+        </w:rPr>
+        <w:t xml:space="preserve">, and </w:t>
+      </w:r>
+      <w:r>
+        <w:rPr>
+          <w:rFonts w:ascii="Sakkal Majalla" w:hAnsi="Sakkal Majalla" w:cs="Sakkal Majalla"/>
+          <w:b/>
+          <w:bCs/>
+          <w:color w:val="0070C0"/>
+          <w:sz w:val="28"/>
+          <w:szCs w:val="28"/>
+        </w:rPr>
+        <w:t>integrations with emerging technologies</w:t>
+      </w:r>
+      <w:r>
+        <w:rPr>
+          <w:rFonts w:ascii="Sakkal Majalla" w:hAnsi="Sakkal Majalla" w:cs="Sakkal Majalla"/>
+          <w:color w:val="0070C0"/>
+          <w:sz w:val="28"/>
+          <w:szCs w:val="28"/>
+        </w:rPr>
+        <w:t xml:space="preserve"> </w:t>
+      </w:r>
+      <w:r>
+        <w:rPr>
+          <w:rFonts w:ascii="Sakkal Majalla" w:hAnsi="Sakkal Majalla" w:cs="Sakkal Majalla"/>
+          <w:sz w:val="28"/>
+          <w:szCs w:val="28"/>
+        </w:rPr>
+        <w:t>like AI—will further amplify its impact. By understanding blockchain's historical progression and exploring its practical use cases, individuals and organizations can strategically position themselves within this transformative technological landscape.</w:t>
+      </w:r>
+    </w:p>
+    <w:p>
+      <w:pPr>
+        <w:ind w:left="720" w:firstLine="720"/>
+        <w:rPr>
+          <w:rFonts w:ascii="Sakkal Majalla" w:hAnsi="Sakkal Majalla" w:cs="Sakkal Majalla"/>
+          <w:sz w:val="28"/>
+          <w:szCs w:val="28"/>
+        </w:rPr>
+      </w:pPr>
+      <w:r>
+        <w:rPr>
+          <w:rFonts w:ascii="Sakkal Majalla" w:hAnsi="Sakkal Majalla" w:cs="Sakkal Majalla"/>
+          <w:sz w:val="28"/>
+          <w:szCs w:val="28"/>
+        </w:rPr>
+        <w:t>================================================</w:t>
       </w:r>
     </w:p>
     <w:sectPr>
@@ -1143,6 +1724,126 @@
     </w:sectPr>
   </w:body>
 </w:document>
+</file>
+
+<file path=word/numbering.xml><?xml version="1.0" encoding="utf-8"?>
+<w:numbering xmlns:wpc="http://schemas.microsoft.com/office/word/2010/wordprocessingCanvas" xmlns:cx="http://schemas.microsoft.com/office/drawing/2014/chartex" xmlns:cx1="http://schemas.microsoft.com/office/drawing/2015/9/8/chartex" xmlns:cx2="http://schemas.microsoft.com/office/drawing/2015/10/21/chartex" xmlns:cx3="http://schemas.microsoft.com/office/drawing/2016/5/9/chartex" xmlns:cx4="http://schemas.microsoft.com/office/drawing/2016/5/10/chartex" xmlns:cx5="http://schemas.microsoft.com/office/drawing/2016/5/11/chartex" xmlns:cx6="http://schemas.microsoft.com/office/drawing/2016/5/12/chartex" xmlns:cx7="http://schemas.microsoft.com/office/drawing/2016/5/13/chartex" xmlns:cx8="http://schemas.microsoft.com/office/drawing/2016/5/14/chartex" xmlns:mc="http://schemas.openxmlformats.org/markup-compatibility/2006" xmlns:aink="http://schemas.microsoft.com/office/drawing/2016/ink" xmlns:am3d="http://schemas.microsoft.com/office/drawing/2017/model3d" xmlns:o="urn:schemas-microsoft-com:office:office" xmlns:oel="http://schemas.microsoft.com/office/2019/extlst" xmlns:r="http://schemas.openxmlformats.org/officeDocument/2006/relationships" xmlns:m="http://schemas.openxmlformats.org/officeDocument/2006/math" xmlns:v="urn:schemas-microsoft-com:vml" xmlns:wp14="http://schemas.microsoft.com/office/word/2010/wordprocessingDrawing" xmlns:wp="http://schemas.openxmlformats.org/drawingml/2006/wordprocessingDrawing" xmlns:w10="urn:schemas-microsoft-com:office:word" xmlns:w="http://schemas.openxmlformats.org/wordprocessingml/2006/main" xmlns:w14="http://schemas.microsoft.com/office/word/2010/wordml" xmlns:w15="http://schemas.microsoft.com/office/word/2012/wordml" xmlns:w16cex="http://schemas.microsoft.com/office/word/2018/wordml/cex" xmlns:w16cid="http://schemas.microsoft.com/office/word/2016/wordml/cid" xmlns:w16="http://schemas.microsoft.com/office/word/2018/wordml" xmlns:w16du="http://schemas.microsoft.com/office/word/2023/wordml/word16du" xmlns:w16sdtdh="http://schemas.microsoft.com/office/word/2020/wordml/sdtdatahash" xmlns:w16sdtfl="http://schemas.microsoft.com/office/word/2024/wordml/sdtformatlock" xmlns:w16se="http://schemas.microsoft.com/office/word/2015/wordml/symex" xmlns:wpg="http://schemas.microsoft.com/office/word/2010/wordprocessingGroup" xmlns:wpi="http://schemas.microsoft.com/office/word/2010/wordprocessingInk" xmlns:wne="http://schemas.microsoft.com/office/word/2006/wordml" xmlns:wps="http://schemas.microsoft.com/office/word/2010/wordprocessingShape" mc:Ignorable="w14 w15 w16se w16cid w16 w16cex w16sdtdh w16sdtfl w16du wp14">
+  <w:abstractNum w:abstractNumId="0" w15:restartNumberingAfterBreak="0">
+    <w:nsid w:val="63DA7971"/>
+    <w:multiLevelType w:val="hybridMultilevel"/>
+    <w:tmpl w:val="901ADCAE"/>
+    <w:lvl w:ilvl="0" w:tplc="07443AA8">
+      <w:numFmt w:val="bullet"/>
+      <w:lvlText w:val=""/>
+      <w:lvlJc w:val="left"/>
+      <w:pPr>
+        <w:ind w:left="720" w:hanging="360"/>
+      </w:pPr>
+      <w:rPr>
+        <w:rFonts w:ascii="Symbol" w:eastAsiaTheme="minorHAnsi" w:hAnsi="Symbol" w:cs="Sakkal Majalla" w:hint="default"/>
+      </w:rPr>
+    </w:lvl>
+    <w:lvl w:ilvl="1" w:tplc="04090003" w:tentative="1">
+      <w:start w:val="1"/>
+      <w:numFmt w:val="bullet"/>
+      <w:lvlText w:val="o"/>
+      <w:lvlJc w:val="left"/>
+      <w:pPr>
+        <w:ind w:left="1440" w:hanging="360"/>
+      </w:pPr>
+      <w:rPr>
+        <w:rFonts w:ascii="Courier New" w:hAnsi="Courier New" w:cs="Courier New" w:hint="default"/>
+      </w:rPr>
+    </w:lvl>
+    <w:lvl w:ilvl="2" w:tplc="04090005" w:tentative="1">
+      <w:start w:val="1"/>
+      <w:numFmt w:val="bullet"/>
+      <w:lvlText w:val=""/>
+      <w:lvlJc w:val="left"/>
+      <w:pPr>
+        <w:ind w:left="2160" w:hanging="360"/>
+      </w:pPr>
+      <w:rPr>
+        <w:rFonts w:ascii="Wingdings" w:hAnsi="Wingdings" w:hint="default"/>
+      </w:rPr>
+    </w:lvl>
+    <w:lvl w:ilvl="3" w:tplc="04090001" w:tentative="1">
+      <w:start w:val="1"/>
+      <w:numFmt w:val="bullet"/>
+      <w:lvlText w:val=""/>
+      <w:lvlJc w:val="left"/>
+      <w:pPr>
+        <w:ind w:left="2880" w:hanging="360"/>
+      </w:pPr>
+      <w:rPr>
+        <w:rFonts w:ascii="Symbol" w:hAnsi="Symbol" w:hint="default"/>
+      </w:rPr>
+    </w:lvl>
+    <w:lvl w:ilvl="4" w:tplc="04090003" w:tentative="1">
+      <w:start w:val="1"/>
+      <w:numFmt w:val="bullet"/>
+      <w:lvlText w:val="o"/>
+      <w:lvlJc w:val="left"/>
+      <w:pPr>
+        <w:ind w:left="3600" w:hanging="360"/>
+      </w:pPr>
+      <w:rPr>
+        <w:rFonts w:ascii="Courier New" w:hAnsi="Courier New" w:cs="Courier New" w:hint="default"/>
+      </w:rPr>
+    </w:lvl>
+    <w:lvl w:ilvl="5" w:tplc="04090005" w:tentative="1">
+      <w:start w:val="1"/>
+      <w:numFmt w:val="bullet"/>
+      <w:lvlText w:val=""/>
+      <w:lvlJc w:val="left"/>
+      <w:pPr>
+        <w:ind w:left="4320" w:hanging="360"/>
+      </w:pPr>
+      <w:rPr>
+        <w:rFonts w:ascii="Wingdings" w:hAnsi="Wingdings" w:hint="default"/>
+      </w:rPr>
+    </w:lvl>
+    <w:lvl w:ilvl="6" w:tplc="04090001" w:tentative="1">
+      <w:start w:val="1"/>
+      <w:numFmt w:val="bullet"/>
+      <w:lvlText w:val=""/>
+      <w:lvlJc w:val="left"/>
+      <w:pPr>
+        <w:ind w:left="5040" w:hanging="360"/>
+      </w:pPr>
+      <w:rPr>
+        <w:rFonts w:ascii="Symbol" w:hAnsi="Symbol" w:hint="default"/>
+      </w:rPr>
+    </w:lvl>
+    <w:lvl w:ilvl="7" w:tplc="04090003" w:tentative="1">
+      <w:start w:val="1"/>
+      <w:numFmt w:val="bullet"/>
+      <w:lvlText w:val="o"/>
+      <w:lvlJc w:val="left"/>
+      <w:pPr>
+        <w:ind w:left="5760" w:hanging="360"/>
+      </w:pPr>
+      <w:rPr>
+        <w:rFonts w:ascii="Courier New" w:hAnsi="Courier New" w:cs="Courier New" w:hint="default"/>
+      </w:rPr>
+    </w:lvl>
+    <w:lvl w:ilvl="8" w:tplc="04090005" w:tentative="1">
+      <w:start w:val="1"/>
+      <w:numFmt w:val="bullet"/>
+      <w:lvlText w:val=""/>
+      <w:lvlJc w:val="left"/>
+      <w:pPr>
+        <w:ind w:left="6480" w:hanging="360"/>
+      </w:pPr>
+      <w:rPr>
+        <w:rFonts w:ascii="Wingdings" w:hAnsi="Wingdings" w:hint="default"/>
+      </w:rPr>
+    </w:lvl>
+  </w:abstractNum>
+  <w:num w:numId="1" w16cid:durableId="2143569804">
+    <w:abstractNumId w:val="0"/>
+  </w:num>
+</w:numbering>
 </file>
 
 <file path=word/styles.xml><?xml version="1.0" encoding="utf-8"?>

--- a/Web3-Solidity-DeFi-Blockchain/Blockchain-Notes-01.docx
+++ b/Web3-Solidity-DeFi-Blockchain/Blockchain-Notes-01.docx
@@ -1715,6 +1715,780 @@
         </w:rPr>
         <w:t>================================================</w:t>
       </w:r>
+    </w:p>
+    <w:p>
+      <w:pPr>
+        <w:rPr>
+          <w:rFonts w:ascii="Sakkal Majalla" w:hAnsi="Sakkal Majalla" w:cs="Sakkal Majalla"/>
+          <w:sz w:val="28"/>
+          <w:szCs w:val="28"/>
+        </w:rPr>
+      </w:pPr>
+      <w:r>
+        <w:rPr>
+          <w:rFonts w:ascii="Sakkal Majalla" w:hAnsi="Sakkal Majalla" w:cs="Sakkal Majalla"/>
+          <w:sz w:val="28"/>
+          <w:szCs w:val="28"/>
+        </w:rPr>
+        <w:lastRenderedPageBreak/>
+        <w:t xml:space="preserve">Platforms utilizing tokens </w:t>
+      </w:r>
+      <w:r>
+        <w:rPr>
+          <w:rFonts w:ascii="Sakkal Majalla" w:hAnsi="Sakkal Majalla" w:cs="Sakkal Majalla"/>
+          <w:b/>
+          <w:bCs/>
+          <w:color w:val="2E74B5" w:themeColor="accent5" w:themeShade="BF"/>
+          <w:sz w:val="28"/>
+          <w:szCs w:val="28"/>
+        </w:rPr>
+        <w:t>can reward users</w:t>
+      </w:r>
+      <w:r>
+        <w:rPr>
+          <w:rFonts w:ascii="Sakkal Majalla" w:hAnsi="Sakkal Majalla" w:cs="Sakkal Majalla"/>
+          <w:sz w:val="28"/>
+          <w:szCs w:val="28"/>
+        </w:rPr>
+        <w:t xml:space="preserve">, </w:t>
+      </w:r>
+      <w:r>
+        <w:rPr>
+          <w:rFonts w:ascii="Sakkal Majalla" w:hAnsi="Sakkal Majalla" w:cs="Sakkal Majalla"/>
+          <w:b/>
+          <w:bCs/>
+          <w:color w:val="2E74B5" w:themeColor="accent5" w:themeShade="BF"/>
+          <w:sz w:val="28"/>
+          <w:szCs w:val="28"/>
+        </w:rPr>
+        <w:t>creators</w:t>
+      </w:r>
+      <w:r>
+        <w:rPr>
+          <w:rFonts w:ascii="Sakkal Majalla" w:hAnsi="Sakkal Majalla" w:cs="Sakkal Majalla"/>
+          <w:sz w:val="28"/>
+          <w:szCs w:val="28"/>
+        </w:rPr>
+        <w:t xml:space="preserve">, </w:t>
+      </w:r>
+      <w:r>
+        <w:rPr>
+          <w:rFonts w:ascii="Sakkal Majalla" w:hAnsi="Sakkal Majalla" w:cs="Sakkal Majalla"/>
+          <w:b/>
+          <w:bCs/>
+          <w:color w:val="2E74B5" w:themeColor="accent5" w:themeShade="BF"/>
+          <w:sz w:val="28"/>
+          <w:szCs w:val="28"/>
+        </w:rPr>
+        <w:t>validators</w:t>
+      </w:r>
+      <w:r>
+        <w:rPr>
+          <w:rFonts w:ascii="Sakkal Majalla" w:hAnsi="Sakkal Majalla" w:cs="Sakkal Majalla"/>
+          <w:sz w:val="28"/>
+          <w:szCs w:val="28"/>
+        </w:rPr>
+        <w:t xml:space="preserve">, </w:t>
+      </w:r>
+      <w:r>
+        <w:rPr>
+          <w:rFonts w:ascii="Sakkal Majalla" w:hAnsi="Sakkal Majalla" w:cs="Sakkal Majalla"/>
+          <w:b/>
+          <w:bCs/>
+          <w:color w:val="2E74B5" w:themeColor="accent5" w:themeShade="BF"/>
+          <w:sz w:val="28"/>
+          <w:szCs w:val="28"/>
+        </w:rPr>
+        <w:t>and participants transparently</w:t>
+      </w:r>
+      <w:r>
+        <w:rPr>
+          <w:rFonts w:ascii="Sakkal Majalla" w:hAnsi="Sakkal Majalla" w:cs="Sakkal Majalla"/>
+          <w:sz w:val="28"/>
+          <w:szCs w:val="28"/>
+        </w:rPr>
+        <w:t xml:space="preserve">, </w:t>
+      </w:r>
+      <w:r>
+        <w:rPr>
+          <w:rFonts w:ascii="Sakkal Majalla" w:hAnsi="Sakkal Majalla" w:cs="Sakkal Majalla"/>
+          <w:b/>
+          <w:bCs/>
+          <w:color w:val="2E74B5" w:themeColor="accent5" w:themeShade="BF"/>
+          <w:sz w:val="28"/>
+          <w:szCs w:val="28"/>
+        </w:rPr>
+        <w:t>reinforcing</w:t>
+      </w:r>
+      <w:r>
+        <w:rPr>
+          <w:rFonts w:ascii="Sakkal Majalla" w:hAnsi="Sakkal Majalla" w:cs="Sakkal Majalla"/>
+          <w:color w:val="2E74B5" w:themeColor="accent5" w:themeShade="BF"/>
+          <w:sz w:val="28"/>
+          <w:szCs w:val="28"/>
+        </w:rPr>
+        <w:t xml:space="preserve"> </w:t>
+      </w:r>
+      <w:r>
+        <w:rPr>
+          <w:rFonts w:ascii="Sakkal Majalla" w:hAnsi="Sakkal Majalla" w:cs="Sakkal Majalla"/>
+          <w:b/>
+          <w:bCs/>
+          <w:color w:val="2E74B5" w:themeColor="accent5" w:themeShade="BF"/>
+          <w:sz w:val="28"/>
+          <w:szCs w:val="28"/>
+        </w:rPr>
+        <w:t>ecosystem growth and stability</w:t>
+      </w:r>
+      <w:r>
+        <w:rPr>
+          <w:rFonts w:ascii="Sakkal Majalla" w:hAnsi="Sakkal Majalla" w:cs="Sakkal Majalla"/>
+          <w:sz w:val="28"/>
+          <w:szCs w:val="28"/>
+        </w:rPr>
+        <w:t xml:space="preserve">. For example, </w:t>
+      </w:r>
+      <w:r>
+        <w:rPr>
+          <w:rFonts w:ascii="Sakkal Majalla" w:hAnsi="Sakkal Majalla" w:cs="Sakkal Majalla"/>
+          <w:b/>
+          <w:bCs/>
+          <w:color w:val="538135" w:themeColor="accent6" w:themeShade="BF"/>
+          <w:sz w:val="28"/>
+          <w:szCs w:val="28"/>
+        </w:rPr>
+        <w:t>Basic Attention Token (BAT)</w:t>
+      </w:r>
+      <w:r>
+        <w:rPr>
+          <w:rFonts w:ascii="Sakkal Majalla" w:hAnsi="Sakkal Majalla" w:cs="Sakkal Majalla"/>
+          <w:color w:val="538135" w:themeColor="accent6" w:themeShade="BF"/>
+          <w:sz w:val="28"/>
+          <w:szCs w:val="28"/>
+        </w:rPr>
+        <w:t xml:space="preserve"> </w:t>
+      </w:r>
+      <w:r>
+        <w:rPr>
+          <w:rFonts w:ascii="Sakkal Majalla" w:hAnsi="Sakkal Majalla" w:cs="Sakkal Majalla"/>
+          <w:sz w:val="28"/>
+          <w:szCs w:val="28"/>
+        </w:rPr>
+        <w:t>incentivizes users, publishers, and advertisers within the Brave browser ecosystem.</w:t>
+      </w:r>
+    </w:p>
+    <w:p>
+      <w:pPr>
+        <w:ind w:left="720" w:firstLine="720"/>
+        <w:rPr>
+          <w:rFonts w:ascii="Sakkal Majalla" w:hAnsi="Sakkal Majalla" w:cs="Sakkal Majalla"/>
+          <w:sz w:val="28"/>
+          <w:szCs w:val="28"/>
+        </w:rPr>
+      </w:pPr>
+      <w:r>
+        <w:rPr>
+          <w:rFonts w:ascii="Sakkal Majalla" w:hAnsi="Sakkal Majalla" w:cs="Sakkal Majalla"/>
+          <w:sz w:val="28"/>
+          <w:szCs w:val="28"/>
+        </w:rPr>
+        <w:t>================================================</w:t>
+      </w:r>
+    </w:p>
+    <w:p>
+      <w:pPr>
+        <w:rPr>
+          <w:rFonts w:ascii="Sakkal Majalla" w:hAnsi="Sakkal Majalla" w:cs="Sakkal Majalla"/>
+          <w:sz w:val="28"/>
+          <w:szCs w:val="28"/>
+        </w:rPr>
+      </w:pPr>
+      <w:r>
+        <w:rPr>
+          <w:rFonts w:ascii="Sakkal Majalla" w:hAnsi="Sakkal Majalla" w:cs="Sakkal Majalla"/>
+          <w:color w:val="C00000"/>
+          <w:sz w:val="28"/>
+          <w:szCs w:val="28"/>
+        </w:rPr>
+        <w:t xml:space="preserve">Layer 2 solutions </w:t>
+      </w:r>
+      <w:r>
+        <w:rPr>
+          <w:rFonts w:ascii="Sakkal Majalla" w:hAnsi="Sakkal Majalla" w:cs="Sakkal Majalla"/>
+          <w:sz w:val="28"/>
+          <w:szCs w:val="28"/>
+        </w:rPr>
+        <w:t>(</w:t>
+      </w:r>
+      <w:r>
+        <w:rPr>
+          <w:rFonts w:ascii="Sakkal Majalla" w:hAnsi="Sakkal Majalla" w:cs="Sakkal Majalla"/>
+          <w:b/>
+          <w:bCs/>
+          <w:color w:val="C45911" w:themeColor="accent2" w:themeShade="BF"/>
+          <w:sz w:val="28"/>
+          <w:szCs w:val="28"/>
+        </w:rPr>
+        <w:t>Polygon</w:t>
+      </w:r>
+      <w:r>
+        <w:rPr>
+          <w:rFonts w:ascii="Sakkal Majalla" w:hAnsi="Sakkal Majalla" w:cs="Sakkal Majalla"/>
+          <w:sz w:val="28"/>
+          <w:szCs w:val="28"/>
+        </w:rPr>
+        <w:t xml:space="preserve">, </w:t>
+      </w:r>
+      <w:proofErr w:type="spellStart"/>
+      <w:r>
+        <w:rPr>
+          <w:rFonts w:ascii="Sakkal Majalla" w:hAnsi="Sakkal Majalla" w:cs="Sakkal Majalla"/>
+          <w:b/>
+          <w:bCs/>
+          <w:color w:val="C45911" w:themeColor="accent2" w:themeShade="BF"/>
+          <w:sz w:val="28"/>
+          <w:szCs w:val="28"/>
+        </w:rPr>
+        <w:t>Arbitrum</w:t>
+      </w:r>
+      <w:proofErr w:type="spellEnd"/>
+      <w:r>
+        <w:rPr>
+          <w:rFonts w:ascii="Sakkal Majalla" w:hAnsi="Sakkal Majalla" w:cs="Sakkal Majalla"/>
+          <w:sz w:val="28"/>
+          <w:szCs w:val="28"/>
+        </w:rPr>
+        <w:t>)</w:t>
+      </w:r>
+    </w:p>
+    <w:p>
+      <w:pPr>
+        <w:ind w:left="720" w:firstLine="720"/>
+        <w:rPr>
+          <w:rFonts w:ascii="Sakkal Majalla" w:hAnsi="Sakkal Majalla" w:cs="Sakkal Majalla"/>
+          <w:sz w:val="28"/>
+          <w:szCs w:val="28"/>
+        </w:rPr>
+      </w:pPr>
+      <w:r>
+        <w:rPr>
+          <w:rFonts w:ascii="Sakkal Majalla" w:hAnsi="Sakkal Majalla" w:cs="Sakkal Majalla"/>
+          <w:sz w:val="28"/>
+          <w:szCs w:val="28"/>
+        </w:rPr>
+        <w:t>================================================</w:t>
+      </w:r>
+    </w:p>
+    <w:p>
+      <w:pPr>
+        <w:rPr>
+          <w:rFonts w:ascii="Sakkal Majalla" w:hAnsi="Sakkal Majalla" w:cs="Sakkal Majalla"/>
+          <w:b/>
+          <w:bCs/>
+          <w:color w:val="2E74B5" w:themeColor="accent5" w:themeShade="BF"/>
+          <w:sz w:val="28"/>
+          <w:szCs w:val="28"/>
+        </w:rPr>
+      </w:pPr>
+      <w:r>
+        <w:rPr>
+          <w:rFonts w:ascii="Sakkal Majalla" w:hAnsi="Sakkal Majalla" w:cs="Sakkal Majalla"/>
+          <w:b/>
+          <w:bCs/>
+          <w:color w:val="2E74B5" w:themeColor="accent5" w:themeShade="BF"/>
+          <w:sz w:val="28"/>
+          <w:szCs w:val="28"/>
+        </w:rPr>
+        <w:t>Proof of Stake (PoS)</w:t>
+      </w:r>
+    </w:p>
+    <w:p>
+      <w:pPr>
+        <w:rPr>
+          <w:rFonts w:ascii="Sakkal Majalla" w:hAnsi="Sakkal Majalla" w:cs="Sakkal Majalla"/>
+          <w:sz w:val="28"/>
+          <w:szCs w:val="28"/>
+        </w:rPr>
+      </w:pPr>
+      <w:r>
+        <w:rPr>
+          <w:rFonts w:ascii="Sakkal Majalla" w:hAnsi="Sakkal Majalla" w:cs="Sakkal Majalla"/>
+          <w:sz w:val="28"/>
+          <w:szCs w:val="28"/>
+        </w:rPr>
+        <w:t xml:space="preserve"> </w:t>
+      </w:r>
+      <w:r>
+        <w:rPr>
+          <w:rFonts w:ascii="Sakkal Majalla" w:hAnsi="Sakkal Majalla" w:cs="Sakkal Majalla"/>
+          <w:b/>
+          <w:bCs/>
+          <w:color w:val="C45911" w:themeColor="accent2" w:themeShade="BF"/>
+          <w:sz w:val="28"/>
+          <w:szCs w:val="28"/>
+        </w:rPr>
+        <w:t>POS ALGORITHMS CHOOSE</w:t>
+      </w:r>
+      <w:r>
+        <w:rPr>
+          <w:rFonts w:ascii="Sakkal Majalla" w:hAnsi="Sakkal Majalla" w:cs="Sakkal Majalla"/>
+          <w:color w:val="C45911" w:themeColor="accent2" w:themeShade="BF"/>
+          <w:sz w:val="28"/>
+          <w:szCs w:val="28"/>
+        </w:rPr>
+        <w:t xml:space="preserve"> </w:t>
+      </w:r>
+      <w:r>
+        <w:rPr>
+          <w:rFonts w:ascii="Sakkal Majalla" w:hAnsi="Sakkal Majalla" w:cs="Sakkal Majalla"/>
+          <w:sz w:val="28"/>
+          <w:szCs w:val="28"/>
+        </w:rPr>
+        <w:t>block validators based on their stake (</w:t>
+      </w:r>
+      <w:r>
+        <w:rPr>
+          <w:rFonts w:ascii="Sakkal Majalla" w:hAnsi="Sakkal Majalla" w:cs="Sakkal Majalla"/>
+          <w:b/>
+          <w:bCs/>
+          <w:color w:val="C45911" w:themeColor="accent2" w:themeShade="BF"/>
+          <w:sz w:val="28"/>
+          <w:szCs w:val="28"/>
+        </w:rPr>
+        <w:t>the number of tokens or cryptocurrency they hold</w:t>
+      </w:r>
+      <w:r>
+        <w:rPr>
+          <w:rFonts w:ascii="Sakkal Majalla" w:hAnsi="Sakkal Majalla" w:cs="Sakkal Majalla"/>
+          <w:sz w:val="28"/>
+          <w:szCs w:val="28"/>
+        </w:rPr>
+        <w:t xml:space="preserve">) in the network rather than computational power. The concept behind PoS is </w:t>
+      </w:r>
+      <w:r>
+        <w:rPr>
+          <w:rFonts w:ascii="Sakkal Majalla" w:hAnsi="Sakkal Majalla" w:cs="Sakkal Majalla"/>
+          <w:b/>
+          <w:bCs/>
+          <w:color w:val="C45911" w:themeColor="accent2" w:themeShade="BF"/>
+          <w:sz w:val="28"/>
+          <w:szCs w:val="28"/>
+        </w:rPr>
+        <w:t>to make network participants financially responsible for the accuracy of transactions</w:t>
+      </w:r>
+      <w:r>
+        <w:rPr>
+          <w:rFonts w:ascii="Sakkal Majalla" w:hAnsi="Sakkal Majalla" w:cs="Sakkal Majalla"/>
+          <w:sz w:val="28"/>
+          <w:szCs w:val="28"/>
+        </w:rPr>
+        <w:t xml:space="preserve">. </w:t>
+      </w:r>
+    </w:p>
+    <w:p>
+      <w:pPr>
+        <w:rPr>
+          <w:rFonts w:ascii="Sakkal Majalla" w:hAnsi="Sakkal Majalla" w:cs="Sakkal Majalla"/>
+          <w:sz w:val="28"/>
+          <w:szCs w:val="28"/>
+        </w:rPr>
+      </w:pPr>
+      <w:r>
+        <w:rPr>
+          <w:rFonts w:ascii="Sakkal Majalla" w:hAnsi="Sakkal Majalla" w:cs="Sakkal Majalla"/>
+          <w:sz w:val="28"/>
+          <w:szCs w:val="28"/>
+        </w:rPr>
+        <w:t xml:space="preserve">The validator is </w:t>
+      </w:r>
+      <w:r>
+        <w:rPr>
+          <w:rFonts w:ascii="Sakkal Majalla" w:hAnsi="Sakkal Majalla" w:cs="Sakkal Majalla"/>
+          <w:b/>
+          <w:bCs/>
+          <w:color w:val="538135" w:themeColor="accent6" w:themeShade="BF"/>
+          <w:sz w:val="28"/>
+          <w:szCs w:val="28"/>
+        </w:rPr>
+        <w:t xml:space="preserve">chosen </w:t>
+      </w:r>
+      <w:r>
+        <w:rPr>
+          <w:rFonts w:ascii="Sakkal Majalla" w:hAnsi="Sakkal Majalla" w:cs="Sakkal Majalla"/>
+          <w:b/>
+          <w:bCs/>
+          <w:color w:val="538135" w:themeColor="accent6" w:themeShade="BF"/>
+          <w:sz w:val="28"/>
+          <w:szCs w:val="28"/>
+        </w:rPr>
+        <w:t>at random or via</w:t>
+      </w:r>
+      <w:r>
+        <w:rPr>
+          <w:rFonts w:ascii="Sakkal Majalla" w:hAnsi="Sakkal Majalla" w:cs="Sakkal Majalla"/>
+          <w:b/>
+          <w:bCs/>
+          <w:color w:val="538135" w:themeColor="accent6" w:themeShade="BF"/>
+          <w:sz w:val="28"/>
+          <w:szCs w:val="28"/>
+        </w:rPr>
+        <w:t xml:space="preserve"> a deterministic selection process based on their stake</w:t>
+      </w:r>
+      <w:r>
+        <w:rPr>
+          <w:rFonts w:ascii="Sakkal Majalla" w:hAnsi="Sakkal Majalla" w:cs="Sakkal Majalla"/>
+          <w:sz w:val="28"/>
+          <w:szCs w:val="28"/>
+        </w:rPr>
+        <w:t>. Validators who behave maliciously risk losing their stake through a process called slashing, thus incentivizing honest behavior.</w:t>
+      </w:r>
+    </w:p>
+    <w:p>
+      <w:pPr>
+        <w:ind w:left="720" w:firstLine="720"/>
+        <w:rPr>
+          <w:rFonts w:ascii="Sakkal Majalla" w:hAnsi="Sakkal Majalla" w:cs="Sakkal Majalla"/>
+          <w:sz w:val="28"/>
+          <w:szCs w:val="28"/>
+        </w:rPr>
+      </w:pPr>
+      <w:r>
+        <w:rPr>
+          <w:rFonts w:ascii="Sakkal Majalla" w:hAnsi="Sakkal Majalla" w:cs="Sakkal Majalla"/>
+          <w:sz w:val="28"/>
+          <w:szCs w:val="28"/>
+        </w:rPr>
+        <w:t>================================================</w:t>
+      </w:r>
+    </w:p>
+    <w:p>
+      <w:pPr>
+        <w:rPr>
+          <w:rFonts w:ascii="Sakkal Majalla" w:hAnsi="Sakkal Majalla" w:cs="Sakkal Majalla"/>
+          <w:b/>
+          <w:bCs/>
+          <w:color w:val="0070C0"/>
+          <w:sz w:val="28"/>
+          <w:szCs w:val="28"/>
+          <w:rtl/>
+          <w:lang w:bidi="ar-SY"/>
+        </w:rPr>
+      </w:pPr>
+      <w:r>
+        <w:rPr>
+          <w:rFonts w:ascii="Sakkal Majalla" w:hAnsi="Sakkal Majalla" w:cs="Sakkal Majalla"/>
+          <w:b/>
+          <w:bCs/>
+          <w:color w:val="0070C0"/>
+          <w:sz w:val="28"/>
+          <w:szCs w:val="28"/>
+          <w:lang w:bidi="ar-SY"/>
+        </w:rPr>
+        <w:t xml:space="preserve">Delegated Proof of Stake (DPoS) </w:t>
+      </w:r>
+    </w:p>
+    <w:p>
+      <w:pPr>
+        <w:rPr>
+          <w:rFonts w:ascii="Sakkal Majalla" w:hAnsi="Sakkal Majalla" w:cs="Sakkal Majalla"/>
+          <w:sz w:val="28"/>
+          <w:szCs w:val="28"/>
+          <w:rtl/>
+          <w:lang w:bidi="ar-SY"/>
+        </w:rPr>
+      </w:pPr>
+      <w:r>
+        <w:rPr>
+          <w:rFonts w:ascii="Sakkal Majalla" w:hAnsi="Sakkal Majalla" w:cs="Sakkal Majalla"/>
+          <w:sz w:val="28"/>
+          <w:szCs w:val="28"/>
+          <w:lang w:bidi="ar-SY"/>
+        </w:rPr>
+        <w:t xml:space="preserve">DPOS IS A VARIANT OF PoS in which network stakeholders vote to delegate their tokens to a smaller number of </w:t>
+      </w:r>
+      <w:r>
+        <w:rPr>
+          <w:rFonts w:ascii="Sakkal Majalla" w:hAnsi="Sakkal Majalla" w:cs="Sakkal Majalla"/>
+          <w:b/>
+          <w:bCs/>
+          <w:color w:val="00B050"/>
+          <w:sz w:val="28"/>
+          <w:szCs w:val="28"/>
+          <w:lang w:bidi="ar-SY"/>
+        </w:rPr>
+        <w:t>trusted validators or "delegates."</w:t>
+      </w:r>
+      <w:r>
+        <w:rPr>
+          <w:rFonts w:ascii="Sakkal Majalla" w:hAnsi="Sakkal Majalla" w:cs="Sakkal Majalla"/>
+          <w:color w:val="00B050"/>
+          <w:sz w:val="28"/>
+          <w:szCs w:val="28"/>
+          <w:lang w:bidi="ar-SY"/>
+        </w:rPr>
+        <w:t xml:space="preserve"> </w:t>
+      </w:r>
+      <w:r>
+        <w:rPr>
+          <w:rFonts w:ascii="Sakkal Majalla" w:hAnsi="Sakkal Majalla" w:cs="Sakkal Majalla"/>
+          <w:sz w:val="28"/>
+          <w:szCs w:val="28"/>
+          <w:lang w:bidi="ar-SY"/>
+        </w:rPr>
+        <w:t xml:space="preserve">These delegates are responsible for validating transactions and </w:t>
+      </w:r>
+      <w:r>
+        <w:rPr>
+          <w:rFonts w:ascii="Sakkal Majalla" w:hAnsi="Sakkal Majalla" w:cs="Sakkal Majalla"/>
+          <w:b/>
+          <w:bCs/>
+          <w:color w:val="0070C0"/>
+          <w:sz w:val="28"/>
+          <w:szCs w:val="28"/>
+          <w:lang w:bidi="ar-SY"/>
+        </w:rPr>
+        <w:t>maintaining the blockchain's integrity</w:t>
+      </w:r>
+      <w:r>
+        <w:rPr>
+          <w:rFonts w:ascii="Sakkal Majalla" w:hAnsi="Sakkal Majalla" w:cs="Sakkal Majalla"/>
+          <w:sz w:val="28"/>
+          <w:szCs w:val="28"/>
+          <w:lang w:bidi="ar-SY"/>
+        </w:rPr>
+        <w:t xml:space="preserve">. DPoS networks </w:t>
+      </w:r>
+      <w:r>
+        <w:rPr>
+          <w:rFonts w:ascii="Sakkal Majalla" w:hAnsi="Sakkal Majalla" w:cs="Sakkal Majalla"/>
+          <w:b/>
+          <w:bCs/>
+          <w:color w:val="C00000"/>
+          <w:sz w:val="28"/>
+          <w:szCs w:val="28"/>
+          <w:lang w:bidi="ar-SY"/>
+        </w:rPr>
+        <w:t>achieve high performance and scalability</w:t>
+      </w:r>
+      <w:r>
+        <w:rPr>
+          <w:rFonts w:ascii="Sakkal Majalla" w:hAnsi="Sakkal Majalla" w:cs="Sakkal Majalla"/>
+          <w:sz w:val="28"/>
+          <w:szCs w:val="28"/>
+          <w:lang w:bidi="ar-SY"/>
+        </w:rPr>
+        <w:t xml:space="preserve">, making them </w:t>
+      </w:r>
+      <w:r>
+        <w:rPr>
+          <w:rFonts w:ascii="Sakkal Majalla" w:hAnsi="Sakkal Majalla" w:cs="Sakkal Majalla"/>
+          <w:b/>
+          <w:bCs/>
+          <w:color w:val="C00000"/>
+          <w:sz w:val="28"/>
+          <w:szCs w:val="28"/>
+          <w:lang w:bidi="ar-SY"/>
+        </w:rPr>
+        <w:t>suitable for high-volume transaction environments</w:t>
+      </w:r>
+      <w:r>
+        <w:rPr>
+          <w:rFonts w:ascii="Sakkal Majalla" w:hAnsi="Sakkal Majalla" w:cs="Sakkal Majalla"/>
+          <w:sz w:val="28"/>
+          <w:szCs w:val="28"/>
+          <w:lang w:bidi="ar-SY"/>
+        </w:rPr>
+        <w:t>.</w:t>
+      </w:r>
+    </w:p>
+    <w:p>
+      <w:pPr>
+        <w:ind w:left="720" w:firstLine="720"/>
+        <w:rPr>
+          <w:rFonts w:ascii="Sakkal Majalla" w:hAnsi="Sakkal Majalla" w:cs="Sakkal Majalla"/>
+          <w:sz w:val="28"/>
+          <w:szCs w:val="28"/>
+        </w:rPr>
+      </w:pPr>
+      <w:r>
+        <w:rPr>
+          <w:rFonts w:ascii="Sakkal Majalla" w:hAnsi="Sakkal Majalla" w:cs="Sakkal Majalla"/>
+          <w:sz w:val="28"/>
+          <w:szCs w:val="28"/>
+        </w:rPr>
+        <w:t>================================================</w:t>
+      </w:r>
+    </w:p>
+    <w:p>
+      <w:pPr>
+        <w:rPr>
+          <w:rFonts w:ascii="Sakkal Majalla" w:hAnsi="Sakkal Majalla" w:cs="Sakkal Majalla"/>
+          <w:sz w:val="28"/>
+          <w:szCs w:val="28"/>
+          <w:rtl/>
+          <w:lang w:bidi="ar-SY"/>
+        </w:rPr>
+      </w:pPr>
+    </w:p>
+    <w:p>
+      <w:pPr>
+        <w:rPr>
+          <w:rFonts w:ascii="Sakkal Majalla" w:hAnsi="Sakkal Majalla" w:cs="Sakkal Majalla"/>
+          <w:sz w:val="28"/>
+          <w:szCs w:val="28"/>
+          <w:rtl/>
+          <w:lang w:bidi="ar-SY"/>
+        </w:rPr>
+      </w:pPr>
+    </w:p>
+    <w:p>
+      <w:pPr>
+        <w:rPr>
+          <w:rFonts w:ascii="Sakkal Majalla" w:hAnsi="Sakkal Majalla" w:cs="Sakkal Majalla"/>
+          <w:sz w:val="28"/>
+          <w:szCs w:val="28"/>
+          <w:rtl/>
+          <w:lang w:bidi="ar-SY"/>
+        </w:rPr>
+      </w:pPr>
+    </w:p>
+    <w:p>
+      <w:pPr>
+        <w:rPr>
+          <w:rFonts w:ascii="Sakkal Majalla" w:hAnsi="Sakkal Majalla" w:cs="Sakkal Majalla"/>
+          <w:b/>
+          <w:bCs/>
+          <w:color w:val="2F5496" w:themeColor="accent1" w:themeShade="BF"/>
+          <w:sz w:val="28"/>
+          <w:szCs w:val="28"/>
+          <w:rtl/>
+          <w:lang w:bidi="ar-SY"/>
+        </w:rPr>
+      </w:pPr>
+      <w:r>
+        <w:rPr>
+          <w:rFonts w:ascii="Sakkal Majalla" w:hAnsi="Sakkal Majalla" w:cs="Sakkal Majalla"/>
+          <w:b/>
+          <w:bCs/>
+          <w:color w:val="2F5496" w:themeColor="accent1" w:themeShade="BF"/>
+          <w:sz w:val="28"/>
+          <w:szCs w:val="28"/>
+          <w:lang w:bidi="ar-SY"/>
+        </w:rPr>
+        <w:lastRenderedPageBreak/>
+        <w:t xml:space="preserve">Byzantine Fault Tolerance (BFT) </w:t>
+      </w:r>
+    </w:p>
+    <w:p>
+      <w:pPr>
+        <w:rPr>
+          <w:rFonts w:ascii="Sakkal Majalla" w:hAnsi="Sakkal Majalla" w:cs="Sakkal Majalla"/>
+          <w:sz w:val="28"/>
+          <w:szCs w:val="28"/>
+          <w:rtl/>
+          <w:lang w:bidi="ar-SY"/>
+        </w:rPr>
+      </w:pPr>
+      <w:r>
+        <w:rPr>
+          <w:rFonts w:ascii="Sakkal Majalla" w:hAnsi="Sakkal Majalla" w:cs="Sakkal Majalla"/>
+          <w:sz w:val="28"/>
+          <w:szCs w:val="28"/>
+          <w:lang w:bidi="ar-SY"/>
+        </w:rPr>
+        <w:t xml:space="preserve">BFT ALGORITHMS, SUCH as </w:t>
+      </w:r>
+      <w:r>
+        <w:rPr>
+          <w:rFonts w:ascii="Sakkal Majalla" w:hAnsi="Sakkal Majalla" w:cs="Sakkal Majalla"/>
+          <w:b/>
+          <w:bCs/>
+          <w:color w:val="BF8F00" w:themeColor="accent4" w:themeShade="BF"/>
+          <w:sz w:val="28"/>
+          <w:szCs w:val="28"/>
+          <w:lang w:bidi="ar-SY"/>
+        </w:rPr>
+        <w:t>Practical Byzantine Fault Tolerance (PBFT),</w:t>
+      </w:r>
+      <w:r>
+        <w:rPr>
+          <w:rFonts w:ascii="Sakkal Majalla" w:hAnsi="Sakkal Majalla" w:cs="Sakkal Majalla"/>
+          <w:color w:val="BF8F00" w:themeColor="accent4" w:themeShade="BF"/>
+          <w:sz w:val="28"/>
+          <w:szCs w:val="28"/>
+          <w:lang w:bidi="ar-SY"/>
+        </w:rPr>
+        <w:t xml:space="preserve"> </w:t>
+      </w:r>
+      <w:r>
+        <w:rPr>
+          <w:rFonts w:ascii="Sakkal Majalla" w:hAnsi="Sakkal Majalla" w:cs="Sakkal Majalla"/>
+          <w:sz w:val="28"/>
+          <w:szCs w:val="28"/>
+          <w:lang w:bidi="ar-SY"/>
+        </w:rPr>
+        <w:t xml:space="preserve">enable consensus in networks where some nodes might behave maliciously. PBFT involves </w:t>
+      </w:r>
+      <w:r>
+        <w:rPr>
+          <w:rFonts w:ascii="Sakkal Majalla" w:hAnsi="Sakkal Majalla" w:cs="Sakkal Majalla"/>
+          <w:b/>
+          <w:bCs/>
+          <w:color w:val="BF8F00" w:themeColor="accent4" w:themeShade="BF"/>
+          <w:sz w:val="28"/>
+          <w:szCs w:val="28"/>
+          <w:lang w:bidi="ar-SY"/>
+        </w:rPr>
+        <w:t>multiple rounds of voting</w:t>
+      </w:r>
+      <w:r>
+        <w:rPr>
+          <w:rFonts w:ascii="Sakkal Majalla" w:hAnsi="Sakkal Majalla" w:cs="Sakkal Majalla"/>
+          <w:color w:val="BF8F00" w:themeColor="accent4" w:themeShade="BF"/>
+          <w:sz w:val="28"/>
+          <w:szCs w:val="28"/>
+          <w:lang w:bidi="ar-SY"/>
+        </w:rPr>
+        <w:t xml:space="preserve"> </w:t>
+      </w:r>
+      <w:r>
+        <w:rPr>
+          <w:rFonts w:ascii="Sakkal Majalla" w:hAnsi="Sakkal Majalla" w:cs="Sakkal Majalla"/>
+          <w:sz w:val="28"/>
+          <w:szCs w:val="28"/>
+          <w:lang w:bidi="ar-SY"/>
+        </w:rPr>
+        <w:t>to reach consensus and can tolerate up to one-third of malicious or faulty nodes without compromising the network.</w:t>
+      </w:r>
+    </w:p>
+    <w:p>
+      <w:pPr>
+        <w:ind w:left="720" w:firstLine="720"/>
+        <w:rPr>
+          <w:rFonts w:ascii="Sakkal Majalla" w:hAnsi="Sakkal Majalla" w:cs="Sakkal Majalla"/>
+          <w:sz w:val="28"/>
+          <w:szCs w:val="28"/>
+        </w:rPr>
+      </w:pPr>
+      <w:r>
+        <w:rPr>
+          <w:rFonts w:ascii="Sakkal Majalla" w:hAnsi="Sakkal Majalla" w:cs="Sakkal Majalla"/>
+          <w:sz w:val="28"/>
+          <w:szCs w:val="28"/>
+        </w:rPr>
+        <w:t>================================================</w:t>
+      </w:r>
+    </w:p>
+    <w:p>
+      <w:pPr>
+        <w:rPr>
+          <w:rFonts w:ascii="Sakkal Majalla" w:hAnsi="Sakkal Majalla" w:cs="Sakkal Majalla" w:hint="cs"/>
+          <w:sz w:val="28"/>
+          <w:szCs w:val="28"/>
+          <w:rtl/>
+          <w:lang w:bidi="ar-SY"/>
+        </w:rPr>
+      </w:pPr>
     </w:p>
     <w:sectPr>
       <w:pgSz w:w="12240" w:h="15840"/>
